--- a/python_oriented_interview/selenium/drop_down_selection.docx
+++ b/python_oriented_interview/selenium/drop_down_selection.docx
@@ -1,7 +1,23 @@
 
 <file path=word/document.xml><?xml version="1.0" encoding="utf-8"?>
-<w:document xmlns:wpc="http://schemas.microsoft.com/office/word/2010/wordprocessingCanvas" xmlns:cx="http://schemas.microsoft.com/office/drawing/2014/chartex" xmlns:cx1="http://schemas.microsoft.com/office/drawing/2015/9/8/chartex" xmlns:cx2="http://schemas.microsoft.com/office/drawing/2015/10/21/chartex" xmlns:cx3="http://schemas.microsoft.com/office/drawing/2016/5/9/chartex" xmlns:cx4="http://schemas.microsoft.com/office/drawing/2016/5/10/chartex" xmlns:cx5="http://schemas.microsoft.com/office/drawing/2016/5/11/chartex" xmlns:cx6="http://schemas.microsoft.com/office/drawing/2016/5/12/chartex" xmlns:cx7="http://schemas.microsoft.com/office/drawing/2016/5/13/chartex" xmlns:cx8="http://schemas.microsoft.com/office/drawing/2016/5/14/chartex" xmlns:mc="http://schemas.openxmlformats.org/markup-compatibility/2006" xmlns:aink="http://schemas.microsoft.com/office/drawing/2016/ink" xmlns:am3d="http://schemas.microsoft.com/office/drawing/2017/model3d" xmlns:o="urn:schemas-microsoft-com:office:office" xmlns:oel="http://schemas.microsoft.com/office/2019/extlst" xmlns:r="http://schemas.openxmlformats.org/officeDocument/2006/relationships" xmlns:m="http://schemas.openxmlformats.org/officeDocument/2006/math" xmlns:v="urn:schemas-microsoft-com:vml" xmlns:wp14="http://schemas.microsoft.com/office/word/2010/wordprocessingDrawing" xmlns:wp="http://schemas.openxmlformats.org/drawingml/2006/wordprocessingDrawing" xmlns:w10="urn:schemas-microsoft-com:office:word" xmlns:w="http://schemas.openxmlformats.org/wordprocessingml/2006/main" xmlns:w14="http://schemas.microsoft.com/office/word/2010/wordml" xmlns:w15="http://schemas.microsoft.com/office/word/2012/wordml" xmlns:w16cex="http://schemas.microsoft.com/office/word/2018/wordml/cex" xmlns:w16cid="http://schemas.microsoft.com/office/word/2016/wordml/cid" xmlns:w16="http://schemas.microsoft.com/office/word/2018/wordml" xmlns:w16du="http://schemas.microsoft.com/office/word/2023/wordml/word16du" xmlns:w16sdtdh="http://schemas.microsoft.com/office/word/2020/wordml/sdtdatahash" xmlns:w16sdtfl="http://schemas.microsoft.com/office/word/2024/wordml/sdtformatlock" xmlns:w16se="http://schemas.microsoft.com/office/word/2015/wordml/symex" xmlns:wpg="http://schemas.microsoft.com/office/word/2010/wordprocessingGroup" xmlns:wpi="http://schemas.microsoft.com/office/word/2010/wordprocessingInk" xmlns:wne="http://schemas.microsoft.com/office/word/2006/wordml" xmlns:wps="http://schemas.microsoft.com/office/word/2010/wordprocessingShape" mc:Ignorable="w14 w15 w16se w16cid w16 w16cex w16sdtdh w16sdtfl w16du wp14">
+<w:document xmlns:wpc="http://schemas.microsoft.com/office/word/2010/wordprocessingCanvas" xmlns:cx="http://schemas.microsoft.com/office/drawing/2014/chartex" xmlns:cx1="http://schemas.microsoft.com/office/drawing/2015/9/8/chartex" xmlns:cx2="http://schemas.microsoft.com/office/drawing/2015/10/21/chartex" xmlns:cx3="http://schemas.microsoft.com/office/drawing/2016/5/9/chartex" xmlns:cx4="http://schemas.microsoft.com/office/drawing/2016/5/10/chartex" xmlns:cx5="http://schemas.microsoft.com/office/drawing/2016/5/11/chartex" xmlns:cx6="http://schemas.microsoft.com/office/drawing/2016/5/12/chartex" xmlns:cx7="http://schemas.microsoft.com/office/drawing/2016/5/13/chartex" xmlns:cx8="http://schemas.microsoft.com/office/drawing/2016/5/14/chartex" xmlns:mc="http://schemas.openxmlformats.org/markup-compatibility/2006" xmlns:aink="http://schemas.microsoft.com/office/drawing/2016/ink" xmlns:am3d="http://schemas.microsoft.com/office/drawing/2017/model3d" xmlns:o="urn:schemas-microsoft-com:office:office" xmlns:oel="http://schemas.microsoft.com/office/2019/extlst" xmlns:r="http://schemas.openxmlformats.org/officeDocument/2006/relationships" xmlns:m="http://schemas.openxmlformats.org/officeDocument/2006/math" xmlns:v="urn:schemas-microsoft-com:vml" xmlns:wp14="http://schemas.microsoft.com/office/word/2010/wordprocessingDrawing" xmlns:wp="http://schemas.openxmlformats.org/drawingml/2006/wordprocessingDrawing" xmlns:w10="urn:schemas-microsoft-com:office:word" xmlns:w="http://schemas.openxmlformats.org/wordprocessingml/2006/main" xmlns:w14="http://schemas.microsoft.com/office/word/2010/wordml" xmlns:w15="http://schemas.microsoft.com/office/word/2012/wordml" xmlns:w16cei="http://schemas.microsoft.com/office/word/2026/wordml/cei" xmlns:w16cex="http://schemas.microsoft.com/office/word/2018/wordml/cex" xmlns:w16cid="http://schemas.microsoft.com/office/word/2016/wordml/cid" xmlns:w16="http://schemas.microsoft.com/office/word/2018/wordml" xmlns:w16du="http://schemas.microsoft.com/office/word/2023/wordml/word16du" xmlns:w16sdtdh="http://schemas.microsoft.com/office/word/2020/wordml/sdtdatahash" xmlns:w16sdtfl="http://schemas.microsoft.com/office/word/2024/wordml/sdtformatlock" xmlns:w16se="http://schemas.microsoft.com/office/word/2015/wordml/symex" xmlns:wpg="http://schemas.microsoft.com/office/word/2010/wordprocessingGroup" xmlns:wpi="http://schemas.microsoft.com/office/word/2010/wordprocessingInk" xmlns:wne="http://schemas.microsoft.com/office/word/2006/wordml" xmlns:wps="http://schemas.microsoft.com/office/word/2010/wordprocessingShape" mc:Ignorable="w14 w15 w16se w16cid w16 w16cex w16sdtdh w16sdtfl w16du wp14">
   <w:body>
+    <w:p>
+      <w:pPr>
+        <w:spacing w:after="0"/>
+        <w:rPr>
+          <w:b/>
+          <w:bCs/>
+        </w:rPr>
+      </w:pPr>
+      <w:r>
+        <w:rPr>
+          <w:b/>
+          <w:bCs/>
+        </w:rPr>
+        <w:t>Dropdown selection</w:t>
+      </w:r>
+    </w:p>
     <w:p>
       <w:pPr>
         <w:spacing w:after="0"/>
@@ -92,7 +108,7 @@
       </w:pPr>
       <w:r>
         <w:pict w14:anchorId="1493418F">
-          <v:rect id="_x0000_i1151" style="width:0;height:1.5pt" o:hralign="center" o:hrstd="t" o:hr="t" fillcolor="#a0a0a0" stroked="f"/>
+          <v:rect id="_x0000_i1025" style="width:0;height:1.5pt" o:hralign="center" o:hrstd="t" o:hr="t" fillcolor="#a0a0a0" stroked="f"/>
         </w:pict>
       </w:r>
     </w:p>
@@ -197,7 +213,7 @@
       </w:pPr>
       <w:r>
         <w:pict w14:anchorId="7046BE0C">
-          <v:rect id="_x0000_i1152" style="width:0;height:1.5pt" o:hralign="center" o:hrstd="t" o:hr="t" fillcolor="#a0a0a0" stroked="f"/>
+          <v:rect id="_x0000_i1026" style="width:0;height:1.5pt" o:hralign="center" o:hrstd="t" o:hr="t" fillcolor="#a0a0a0" stroked="f"/>
         </w:pict>
       </w:r>
     </w:p>
@@ -330,7 +346,7 @@
       </w:pPr>
       <w:r>
         <w:pict w14:anchorId="64F5CDEA">
-          <v:rect id="_x0000_i1153" style="width:0;height:1.5pt" o:hralign="center" o:hrstd="t" o:hr="t" fillcolor="#a0a0a0" stroked="f"/>
+          <v:rect id="_x0000_i1027" style="width:0;height:1.5pt" o:hralign="center" o:hrstd="t" o:hr="t" fillcolor="#a0a0a0" stroked="f"/>
         </w:pict>
       </w:r>
     </w:p>
@@ -440,7 +456,7 @@
       </w:pPr>
       <w:r>
         <w:pict w14:anchorId="44E97814">
-          <v:rect id="_x0000_i1154" style="width:0;height:1.5pt" o:hralign="center" o:hrstd="t" o:hr="t" fillcolor="#a0a0a0" stroked="f"/>
+          <v:rect id="_x0000_i1028" style="width:0;height:1.5pt" o:hralign="center" o:hrstd="t" o:hr="t" fillcolor="#a0a0a0" stroked="f"/>
         </w:pict>
       </w:r>
     </w:p>
@@ -554,7 +570,7 @@
       </w:pPr>
       <w:r>
         <w:pict w14:anchorId="4BB06A96">
-          <v:rect id="_x0000_i1155" style="width:0;height:1.5pt" o:hralign="center" o:hrstd="t" o:hr="t" fillcolor="#a0a0a0" stroked="f"/>
+          <v:rect id="_x0000_i1029" style="width:0;height:1.5pt" o:hralign="center" o:hrstd="t" o:hr="t" fillcolor="#a0a0a0" stroked="f"/>
         </w:pict>
       </w:r>
     </w:p>
@@ -691,9 +707,8 @@
         <w:spacing w:after="0"/>
       </w:pPr>
       <w:r>
-        <w:lastRenderedPageBreak/>
         <w:pict w14:anchorId="49F5D5BB">
-          <v:rect id="_x0000_i1156" style="width:0;height:1.5pt" o:hralign="center" o:hrstd="t" o:hr="t" fillcolor="#a0a0a0" stroked="f"/>
+          <v:rect id="_x0000_i1030" style="width:0;height:1.5pt" o:hralign="center" o:hrstd="t" o:hr="t" fillcolor="#a0a0a0" stroked="f"/>
         </w:pict>
       </w:r>
     </w:p>
@@ -929,7 +944,7 @@
       </w:pPr>
       <w:r>
         <w:pict w14:anchorId="77154D95">
-          <v:rect id="_x0000_i1157" style="width:0;height:1.5pt" o:hralign="center" o:hrstd="t" o:hr="t" fillcolor="#a0a0a0" stroked="f"/>
+          <v:rect id="_x0000_i1031" style="width:0;height:1.5pt" o:hralign="center" o:hrstd="t" o:hr="t" fillcolor="#a0a0a0" stroked="f"/>
         </w:pict>
       </w:r>
     </w:p>
@@ -983,7 +998,7 @@
       </w:pPr>
       <w:r>
         <w:pict w14:anchorId="074E477E">
-          <v:rect id="_x0000_i1158" style="width:0;height:1.5pt" o:hralign="center" o:hrstd="t" o:hr="t" fillcolor="#a0a0a0" stroked="f"/>
+          <v:rect id="_x0000_i1032" style="width:0;height:1.5pt" o:hralign="center" o:hrstd="t" o:hr="t" fillcolor="#a0a0a0" stroked="f"/>
         </w:pict>
       </w:r>
     </w:p>
@@ -1049,7 +1064,7 @@
       </w:pPr>
       <w:r>
         <w:pict w14:anchorId="611951B6">
-          <v:rect id="_x0000_i1159" style="width:0;height:1.5pt" o:hralign="center" o:hrstd="t" o:hr="t" fillcolor="#a0a0a0" stroked="f"/>
+          <v:rect id="_x0000_i1033" style="width:0;height:1.5pt" o:hralign="center" o:hrstd="t" o:hr="t" fillcolor="#a0a0a0" stroked="f"/>
         </w:pict>
       </w:r>
     </w:p>
@@ -1224,7 +1239,7 @@
       </w:pPr>
       <w:r>
         <w:pict w14:anchorId="2360A203">
-          <v:rect id="_x0000_i1160" style="width:0;height:1.5pt" o:hralign="center" o:hrstd="t" o:hr="t" fillcolor="#a0a0a0" stroked="f"/>
+          <v:rect id="_x0000_i1034" style="width:0;height:1.5pt" o:hralign="center" o:hrstd="t" o:hr="t" fillcolor="#a0a0a0" stroked="f"/>
         </w:pict>
       </w:r>
     </w:p>
@@ -1274,7 +1289,7 @@
       </w:pPr>
       <w:r>
         <w:pict w14:anchorId="4D342056">
-          <v:rect id="_x0000_i1161" style="width:0;height:1.5pt" o:hralign="center" o:hrstd="t" o:hr="t" fillcolor="#a0a0a0" stroked="f"/>
+          <v:rect id="_x0000_i1035" style="width:0;height:1.5pt" o:hralign="center" o:hrstd="t" o:hr="t" fillcolor="#a0a0a0" stroked="f"/>
         </w:pict>
       </w:r>
     </w:p>
@@ -1373,7 +1388,7 @@
       </w:pPr>
       <w:r>
         <w:pict w14:anchorId="63C95583">
-          <v:rect id="_x0000_i1162" style="width:0;height:1.5pt" o:hralign="center" o:hrstd="t" o:hr="t" fillcolor="#a0a0a0" stroked="f"/>
+          <v:rect id="_x0000_i1036" style="width:0;height:1.5pt" o:hralign="center" o:hrstd="t" o:hr="t" fillcolor="#a0a0a0" stroked="f"/>
         </w:pict>
       </w:r>
     </w:p>
@@ -1400,7 +1415,6 @@
       <w:proofErr w:type="spellStart"/>
       <w:proofErr w:type="gramStart"/>
       <w:r>
-        <w:lastRenderedPageBreak/>
         <w:t>skills.deselect</w:t>
       </w:r>
       <w:proofErr w:type="gramEnd"/>
@@ -1444,7 +1458,7 @@
       </w:pPr>
       <w:r>
         <w:pict w14:anchorId="3DE26D5D">
-          <v:rect id="_x0000_i1163" style="width:0;height:1.5pt" o:hralign="center" o:hrstd="t" o:hr="t" fillcolor="#a0a0a0" stroked="f"/>
+          <v:rect id="_x0000_i1037" style="width:0;height:1.5pt" o:hralign="center" o:hrstd="t" o:hr="t" fillcolor="#a0a0a0" stroked="f"/>
         </w:pict>
       </w:r>
     </w:p>
@@ -1486,7 +1500,7 @@
       </w:pPr>
       <w:r>
         <w:pict w14:anchorId="328A5C68">
-          <v:rect id="_x0000_i1164" style="width:0;height:1.5pt" o:hralign="center" o:hrstd="t" o:hr="t" fillcolor="#a0a0a0" stroked="f"/>
+          <v:rect id="_x0000_i1038" style="width:0;height:1.5pt" o:hralign="center" o:hrstd="t" o:hr="t" fillcolor="#a0a0a0" stroked="f"/>
         </w:pict>
       </w:r>
     </w:p>
@@ -1593,7 +1607,7 @@
       </w:pPr>
       <w:r>
         <w:pict w14:anchorId="0107D089">
-          <v:rect id="_x0000_i1165" style="width:0;height:1.5pt" o:hralign="center" o:hrstd="t" o:hr="t" fillcolor="#a0a0a0" stroked="f"/>
+          <v:rect id="_x0000_i1039" style="width:0;height:1.5pt" o:hralign="center" o:hrstd="t" o:hr="t" fillcolor="#a0a0a0" stroked="f"/>
         </w:pict>
       </w:r>
     </w:p>
@@ -1667,7 +1681,7 @@
       </w:pPr>
       <w:r>
         <w:pict w14:anchorId="23D7C793">
-          <v:rect id="_x0000_i1166" style="width:0;height:1.5pt" o:hralign="center" o:hrstd="t" o:hr="t" fillcolor="#a0a0a0" stroked="f"/>
+          <v:rect id="_x0000_i1040" style="width:0;height:1.5pt" o:hralign="center" o:hrstd="t" o:hr="t" fillcolor="#a0a0a0" stroked="f"/>
         </w:pict>
       </w:r>
     </w:p>
@@ -1807,7 +1821,7 @@
       </w:pPr>
       <w:r>
         <w:pict w14:anchorId="281027E6">
-          <v:rect id="_x0000_i1167" style="width:0;height:1.5pt" o:hralign="center" o:hrstd="t" o:hr="t" fillcolor="#a0a0a0" stroked="f"/>
+          <v:rect id="_x0000_i1041" style="width:0;height:1.5pt" o:hralign="center" o:hrstd="t" o:hr="t" fillcolor="#a0a0a0" stroked="f"/>
         </w:pict>
       </w:r>
     </w:p>
@@ -2133,7 +2147,6 @@
       </w:pPr>
       <w:proofErr w:type="spellStart"/>
       <w:r>
-        <w:lastRenderedPageBreak/>
         <w:t>select_</w:t>
       </w:r>
       <w:proofErr w:type="gramStart"/>
@@ -2163,7 +2176,7 @@
       </w:pPr>
       <w:r>
         <w:pict w14:anchorId="0ED76B33">
-          <v:rect id="_x0000_i1168" style="width:0;height:1.5pt" o:hralign="center" o:hrstd="t" o:hr="t" fillcolor="#a0a0a0" stroked="f"/>
+          <v:rect id="_x0000_i1042" style="width:0;height:1.5pt" o:hralign="center" o:hrstd="t" o:hr="t" fillcolor="#a0a0a0" stroked="f"/>
         </w:pict>
       </w:r>
     </w:p>
@@ -2369,7 +2382,7 @@
       </w:pPr>
       <w:r>
         <w:pict w14:anchorId="79384E0A">
-          <v:rect id="_x0000_i1169" style="width:0;height:1.5pt" o:hralign="center" o:hrstd="t" o:hr="t" fillcolor="#a0a0a0" stroked="f"/>
+          <v:rect id="_x0000_i1043" style="width:0;height:1.5pt" o:hralign="center" o:hrstd="t" o:hr="t" fillcolor="#a0a0a0" stroked="f"/>
         </w:pict>
       </w:r>
     </w:p>
@@ -2692,7 +2705,7 @@
       </w:pPr>
       <w:r>
         <w:pict w14:anchorId="0016DB46">
-          <v:rect id="_x0000_i1170" style="width:0;height:1.5pt" o:hralign="center" o:hrstd="t" o:hr="t" fillcolor="#a0a0a0" stroked="f"/>
+          <v:rect id="_x0000_i1044" style="width:0;height:1.5pt" o:hralign="center" o:hrstd="t" o:hr="t" fillcolor="#a0a0a0" stroked="f"/>
         </w:pict>
       </w:r>
     </w:p>
@@ -2738,7 +2751,7 @@
       </w:pPr>
       <w:r>
         <w:pict w14:anchorId="07E6AB14">
-          <v:rect id="_x0000_i1171" style="width:0;height:1.5pt" o:hralign="center" o:hrstd="t" o:hr="t" fillcolor="#a0a0a0" stroked="f"/>
+          <v:rect id="_x0000_i1045" style="width:0;height:1.5pt" o:hralign="center" o:hrstd="t" o:hr="t" fillcolor="#a0a0a0" stroked="f"/>
         </w:pict>
       </w:r>
     </w:p>
@@ -2776,7 +2789,7 @@
     <w:sectPr>
       <w:pgSz w:w="11906" w:h="16838"/>
       <w:pgMar w:top="284" w:right="284" w:bottom="284" w:left="284" w:header="708" w:footer="708" w:gutter="0"/>
-      <w:cols w:space="708"/>
+      <w:cols w:num="2" w:sep="1" w:space="284"/>
       <w:docGrid w:linePitch="360"/>
     </w:sectPr>
   </w:body>
@@ -2784,7 +2797,7 @@
 </file>
 
 <file path=word/numbering.xml><?xml version="1.0" encoding="utf-8"?>
-<w:numbering xmlns:wpc="http://schemas.microsoft.com/office/word/2010/wordprocessingCanvas" xmlns:cx="http://schemas.microsoft.com/office/drawing/2014/chartex" xmlns:cx1="http://schemas.microsoft.com/office/drawing/2015/9/8/chartex" xmlns:cx2="http://schemas.microsoft.com/office/drawing/2015/10/21/chartex" xmlns:cx3="http://schemas.microsoft.com/office/drawing/2016/5/9/chartex" xmlns:cx4="http://schemas.microsoft.com/office/drawing/2016/5/10/chartex" xmlns:cx5="http://schemas.microsoft.com/office/drawing/2016/5/11/chartex" xmlns:cx6="http://schemas.microsoft.com/office/drawing/2016/5/12/chartex" xmlns:cx7="http://schemas.microsoft.com/office/drawing/2016/5/13/chartex" xmlns:cx8="http://schemas.microsoft.com/office/drawing/2016/5/14/chartex" xmlns:mc="http://schemas.openxmlformats.org/markup-compatibility/2006" xmlns:aink="http://schemas.microsoft.com/office/drawing/2016/ink" xmlns:am3d="http://schemas.microsoft.com/office/drawing/2017/model3d" xmlns:o="urn:schemas-microsoft-com:office:office" xmlns:oel="http://schemas.microsoft.com/office/2019/extlst" xmlns:r="http://schemas.openxmlformats.org/officeDocument/2006/relationships" xmlns:m="http://schemas.openxmlformats.org/officeDocument/2006/math" xmlns:v="urn:schemas-microsoft-com:vml" xmlns:wp14="http://schemas.microsoft.com/office/word/2010/wordprocessingDrawing" xmlns:wp="http://schemas.openxmlformats.org/drawingml/2006/wordprocessingDrawing" xmlns:w10="urn:schemas-microsoft-com:office:word" xmlns:w="http://schemas.openxmlformats.org/wordprocessingml/2006/main" xmlns:w14="http://schemas.microsoft.com/office/word/2010/wordml" xmlns:w15="http://schemas.microsoft.com/office/word/2012/wordml" xmlns:w16cex="http://schemas.microsoft.com/office/word/2018/wordml/cex" xmlns:w16cid="http://schemas.microsoft.com/office/word/2016/wordml/cid" xmlns:w16="http://schemas.microsoft.com/office/word/2018/wordml" xmlns:w16du="http://schemas.microsoft.com/office/word/2023/wordml/word16du" xmlns:w16sdtdh="http://schemas.microsoft.com/office/word/2020/wordml/sdtdatahash" xmlns:w16sdtfl="http://schemas.microsoft.com/office/word/2024/wordml/sdtformatlock" xmlns:w16se="http://schemas.microsoft.com/office/word/2015/wordml/symex" xmlns:wpg="http://schemas.microsoft.com/office/word/2010/wordprocessingGroup" xmlns:wpi="http://schemas.microsoft.com/office/word/2010/wordprocessingInk" xmlns:wne="http://schemas.microsoft.com/office/word/2006/wordml" xmlns:wps="http://schemas.microsoft.com/office/word/2010/wordprocessingShape" mc:Ignorable="w14 w15 w16se w16cid w16 w16cex w16sdtdh w16sdtfl w16du wp14">
+<w:numbering xmlns:wpc="http://schemas.microsoft.com/office/word/2010/wordprocessingCanvas" xmlns:cx="http://schemas.microsoft.com/office/drawing/2014/chartex" xmlns:cx1="http://schemas.microsoft.com/office/drawing/2015/9/8/chartex" xmlns:cx2="http://schemas.microsoft.com/office/drawing/2015/10/21/chartex" xmlns:cx3="http://schemas.microsoft.com/office/drawing/2016/5/9/chartex" xmlns:cx4="http://schemas.microsoft.com/office/drawing/2016/5/10/chartex" xmlns:cx5="http://schemas.microsoft.com/office/drawing/2016/5/11/chartex" xmlns:cx6="http://schemas.microsoft.com/office/drawing/2016/5/12/chartex" xmlns:cx7="http://schemas.microsoft.com/office/drawing/2016/5/13/chartex" xmlns:cx8="http://schemas.microsoft.com/office/drawing/2016/5/14/chartex" xmlns:mc="http://schemas.openxmlformats.org/markup-compatibility/2006" xmlns:aink="http://schemas.microsoft.com/office/drawing/2016/ink" xmlns:am3d="http://schemas.microsoft.com/office/drawing/2017/model3d" xmlns:o="urn:schemas-microsoft-com:office:office" xmlns:oel="http://schemas.microsoft.com/office/2019/extlst" xmlns:r="http://schemas.openxmlformats.org/officeDocument/2006/relationships" xmlns:m="http://schemas.openxmlformats.org/officeDocument/2006/math" xmlns:v="urn:schemas-microsoft-com:vml" xmlns:wp14="http://schemas.microsoft.com/office/word/2010/wordprocessingDrawing" xmlns:wp="http://schemas.openxmlformats.org/drawingml/2006/wordprocessingDrawing" xmlns:w10="urn:schemas-microsoft-com:office:word" xmlns:w="http://schemas.openxmlformats.org/wordprocessingml/2006/main" xmlns:w14="http://schemas.microsoft.com/office/word/2010/wordml" xmlns:w15="http://schemas.microsoft.com/office/word/2012/wordml" xmlns:w16cei="http://schemas.microsoft.com/office/word/2026/wordml/cei" xmlns:w16cex="http://schemas.microsoft.com/office/word/2018/wordml/cex" xmlns:w16cid="http://schemas.microsoft.com/office/word/2016/wordml/cid" xmlns:w16="http://schemas.microsoft.com/office/word/2018/wordml" xmlns:w16du="http://schemas.microsoft.com/office/word/2023/wordml/word16du" xmlns:w16sdtdh="http://schemas.microsoft.com/office/word/2020/wordml/sdtdatahash" xmlns:w16sdtfl="http://schemas.microsoft.com/office/word/2024/wordml/sdtformatlock" xmlns:w16se="http://schemas.microsoft.com/office/word/2015/wordml/symex" xmlns:wpg="http://schemas.microsoft.com/office/word/2010/wordprocessingGroup" xmlns:wpi="http://schemas.microsoft.com/office/word/2010/wordprocessingInk" xmlns:wne="http://schemas.microsoft.com/office/word/2006/wordml" xmlns:wps="http://schemas.microsoft.com/office/word/2010/wordprocessingShape" mc:Ignorable="w14 w15 w16se w16cid w16 w16cex w16sdtdh w16sdtfl w16du wp14">
   <w:abstractNum w:abstractNumId="0" w15:restartNumberingAfterBreak="0">
     <w:nsid w:val="6D84355C"/>
     <w:multiLevelType w:val="multilevel"/>
@@ -3507,6 +3520,7 @@
   <w:style w:type="character" w:default="1" w:styleId="DefaultParagraphFont">
     <w:name w:val="Default Paragraph Font"/>
     <w:uiPriority w:val="1"/>
+    <w:semiHidden/>
     <w:unhideWhenUsed/>
   </w:style>
   <w:style w:type="table" w:default="1" w:styleId="TableNormal">
